--- a/site/downloads/handbook-A10.docx
+++ b/site/downloads/handbook-A10.docx
@@ -1754,7 +1754,7 @@
           <w:b w:val="0"/>
           <w:i w:val="0"/>
         </w:rPr>
-        <w:t>Git folders: per-user branches under /Workspace/Users/, trunk-based strategy, production Git folders updated only by automation, bundles recommended for deployment. (search-only: https://docs.databricks.com/aws/en/repos/ci-cd)</w:t>
+        <w:t>Git folders: per-user branches under /Workspace/Users/, trunk-based strategy, production Git folders updated only by automation, bundles recommended for deployment. (verified: https://docs.databricks.com/aws/en/repos/ci-cd (checked 2026-09-25))</w:t>
       </w:r>
     </w:p>
     <w:p>
@@ -1766,7 +1766,7 @@
           <w:b w:val="0"/>
           <w:i w:val="0"/>
         </w:rPr>
-        <w:t>dbutils.secrets.get(scope, key) reads a secret; values are shown as [REDACTED]; redaction does not prevent deliberate transformations. (search-only: https://docs.databricks.com/aws/en/security/secrets/)</w:t>
+        <w:t>dbutils.secrets.get(scope, key) reads a secret; values are shown as [REDACTED]; redaction does not prevent deliberate transformations. (verified: https://docs.databricks.com/aws/en/security/secrets/ (checked 2026-09-25))</w:t>
       </w:r>
     </w:p>
     <w:p>
@@ -5197,7 +5197,7 @@
           <w:b w:val="0"/>
           <w:i w:val="0"/>
         </w:rPr>
-        <w:t>Databricks Asset Bundles were renamed Declarative Automation Bundles on 16 March 2026; the change is non-breaking. (search-only: https://docs.databricks.com/aws/en/release-notes/dev-tools/bundles)</w:t>
+        <w:t>Databricks Asset Bundles were renamed Declarative Automation Bundles on 16 March 2026; the change is non-breaking. (verified: https://docs.databricks.com/aws/en/release-notes/dev-tools/bundles (checked 2026-09-25))</w:t>
       </w:r>
     </w:p>
     <w:p>
@@ -5221,7 +5221,7 @@
           <w:b w:val="0"/>
           <w:i w:val="0"/>
         </w:rPr>
-        <w:t>Development mode prefixes resources with [dev ${workspace.current_user.short_name}] and pauses schedules and triggers. (search-only: https://docs.databricks.com/aws/en/dev-tools/bundles/deployment-modes)</w:t>
+        <w:t>Development mode prefixes resources with [dev ${workspace.current_user.short_name}] and pauses schedules and triggers. (verified: https://docs.databricks.com/aws/en/dev-tools/bundles/deployment-modes (checked 2026-09-25))</w:t>
       </w:r>
     </w:p>
     <w:p>
@@ -5233,7 +5233,7 @@
           <w:b w:val="0"/>
           <w:i w:val="0"/>
         </w:rPr>
-        <w:t>Notebook tasks read job parameters with dbutils.widgets.get. (search-only: https://docs.databricks.com/aws/en/jobs/parameter-use)</w:t>
+        <w:t>Notebook tasks read job parameters with dbutils.widgets.get. (verified: https://docs.databricks.com/aws/en/jobs/parameter-use (checked 2026-09-25))</w:t>
       </w:r>
     </w:p>
     <w:p>
@@ -7962,7 +7962,7 @@
           <w:b w:val="0"/>
           <w:i w:val="0"/>
         </w:rPr>
-        <w:t>Databricks recommends OAuth M2M for service principals in CI; environment variables DATABRICKS_HOST, DATABRICKS_CLIENT_ID and DATABRICKS_CLIENT_SECRET; github-oidc workload identity federation needs no client secret. (search-only: https://docs.databricks.com/aws/en/dev-tools/auth/oauth-m2m and https://docs.databricks.com/aws/en/dev-tools/bundles/authentication)</w:t>
+        <w:t>Databricks recommends OAuth M2M for service principals in CI; environment variables DATABRICKS_HOST, DATABRICKS_CLIENT_ID and DATABRICKS_CLIENT_SECRET; github-oidc workload identity federation needs no client secret. (verified: https://docs.databricks.com/aws/en/dev-tools/auth/oauth-m2m and https://docs.databricks.com/aws/en/dev-tools/bundles/authentication (checked 2026-09-25))</w:t>
       </w:r>
     </w:p>
     <w:p>

--- a/site/downloads/handbook-A10.docx
+++ b/site/downloads/handbook-A10.docx
@@ -5041,6 +5041,194 @@
         <w:t xml:space="preserve"> is empty.</w:t>
       </w:r>
     </w:p>
+    <w:p>
+      <w:r>
+        <w:rPr>
+          <w:b w:val="0"/>
+          <w:i w:val="0"/>
+        </w:rPr>
+        <w:t>Your code must pass these checks:</w:t>
+      </w:r>
+    </w:p>
+    <w:p>
+      <w:pPr>
+        <w:pStyle w:val="ListBullet"/>
+      </w:pPr>
+      <w:r>
+        <w:rPr>
+          <w:b w:val="0"/>
+          <w:i w:val="0"/>
+        </w:rPr>
+        <w:t>Return both parameters as read from widgets.get.</w:t>
+      </w:r>
+    </w:p>
+    <w:p>
+      <w:pPr>
+        <w:pStyle w:val="ListBullet"/>
+      </w:pPr>
+      <w:r>
+        <w:rPr>
+          <w:b w:val="0"/>
+          <w:i w:val="0"/>
+        </w:rPr>
+        <w:t>An unexpected catalog must raise ValueError before any data moves.</w:t>
+      </w:r>
+    </w:p>
+    <w:p>
+      <w:pPr>
+        <w:pStyle w:val="ListBullet"/>
+      </w:pPr>
+      <w:r>
+        <w:rPr>
+          <w:b w:val="0"/>
+          <w:i w:val="0"/>
+        </w:rPr>
+        <w:t>An empty wave_id must raise ValueError.</w:t>
+      </w:r>
+    </w:p>
+    <w:p>
+      <w:r>
+        <w:rPr>
+          <w:b w:val="0"/>
+          <w:i w:val="0"/>
+        </w:rPr>
+        <w:t>Shape of the answer. The reference solution defines these names. Write the bodies yourself.</w:t>
+      </w:r>
+    </w:p>
+    <w:tbl>
+      <w:tblPr>
+        <w:tblW w:type="auto" w:w="0"/>
+        <w:jc w:val="left"/>
+        <w:tblLook w:firstColumn="1" w:firstRow="1" w:lastColumn="0" w:lastRow="0" w:noHBand="0" w:noVBand="1" w:val="04A0"/>
+      </w:tblPr>
+      <w:tblGrid>
+        <w:gridCol w:w="8221"/>
+      </w:tblGrid>
+      <w:tr>
+        <w:tc>
+          <w:tcPr>
+            <w:tcW w:type="dxa" w:w="8221"/>
+            <w:shd w:val="clear" w:color="auto" w:fill="F2F4F7"/>
+          </w:tcPr>
+          <w:p>
+            <w:pPr>
+              <w:spacing w:before="0" w:after="0" w:line="240" w:lineRule="auto"/>
+              <w:ind w:left="567" w:hanging="567"/>
+            </w:pPr>
+            <w:r>
+              <w:rPr>
+                <w:rFonts w:ascii="Consolas" w:hAnsi="Consolas" w:eastAsia="Consolas"/>
+                <w:b w:val="0"/>
+                <w:color w:val="5B6875"/>
+                <w:sz w:val="16"/>
+              </w:rPr>
+              <w:t xml:space="preserve">   1  </w:t>
+            </w:r>
+            <w:r>
+              <w:rPr>
+                <w:rFonts w:ascii="Consolas" w:hAnsi="Consolas" w:eastAsia="Consolas"/>
+                <w:b w:val="0"/>
+                <w:sz w:val="16"/>
+              </w:rPr>
+              <w:t># Module constant.</w:t>
+            </w:r>
+          </w:p>
+          <w:p>
+            <w:pPr>
+              <w:spacing w:before="0" w:after="0" w:line="240" w:lineRule="auto"/>
+              <w:ind w:left="567" w:hanging="567"/>
+            </w:pPr>
+            <w:r>
+              <w:rPr>
+                <w:rFonts w:ascii="Consolas" w:hAnsi="Consolas" w:eastAsia="Consolas"/>
+                <w:b w:val="0"/>
+                <w:color w:val="5B6875"/>
+                <w:sz w:val="16"/>
+              </w:rPr>
+              <w:t xml:space="preserve">   2  </w:t>
+            </w:r>
+            <w:r>
+              <w:rPr>
+                <w:rFonts w:ascii="Consolas" w:hAnsi="Consolas" w:eastAsia="Consolas"/>
+                <w:b w:val="0"/>
+                <w:sz w:val="16"/>
+              </w:rPr>
+              <w:t>ALLOWED_CATALOGS = ...</w:t>
+            </w:r>
+          </w:p>
+          <w:p>
+            <w:pPr>
+              <w:spacing w:before="0" w:after="0" w:line="240" w:lineRule="auto"/>
+              <w:ind w:left="567" w:hanging="567"/>
+            </w:pPr>
+            <w:r>
+              <w:rPr>
+                <w:rFonts w:ascii="Consolas" w:hAnsi="Consolas" w:eastAsia="Consolas"/>
+                <w:b w:val="0"/>
+                <w:color w:val="5B6875"/>
+                <w:sz w:val="16"/>
+              </w:rPr>
+              <w:t xml:space="preserve">   3  </w:t>
+            </w:r>
+            <w:r>
+              <w:rPr>
+                <w:rFonts w:ascii="Consolas" w:hAnsi="Consolas" w:eastAsia="Consolas"/>
+                <w:b w:val="0"/>
+                <w:sz w:val="16"/>
+              </w:rPr>
+              <w:t xml:space="preserve"> </w:t>
+            </w:r>
+          </w:p>
+          <w:p>
+            <w:pPr>
+              <w:spacing w:before="0" w:after="0" w:line="240" w:lineRule="auto"/>
+              <w:ind w:left="567" w:hanging="567"/>
+            </w:pPr>
+            <w:r>
+              <w:rPr>
+                <w:rFonts w:ascii="Consolas" w:hAnsi="Consolas" w:eastAsia="Consolas"/>
+                <w:b w:val="0"/>
+                <w:color w:val="5B6875"/>
+                <w:sz w:val="16"/>
+              </w:rPr>
+              <w:t xml:space="preserve">   4  </w:t>
+            </w:r>
+            <w:r>
+              <w:rPr>
+                <w:rFonts w:ascii="Consolas" w:hAnsi="Consolas" w:eastAsia="Consolas"/>
+                <w:b w:val="0"/>
+                <w:sz w:val="16"/>
+              </w:rPr>
+              <w:t># Read and validate the job parameters passed to this notebook.</w:t>
+            </w:r>
+          </w:p>
+          <w:p>
+            <w:pPr>
+              <w:spacing w:before="0" w:after="0" w:line="240" w:lineRule="auto"/>
+              <w:ind w:left="567" w:hanging="567"/>
+            </w:pPr>
+            <w:r>
+              <w:rPr>
+                <w:rFonts w:ascii="Consolas" w:hAnsi="Consolas" w:eastAsia="Consolas"/>
+                <w:b w:val="0"/>
+                <w:color w:val="5B6875"/>
+                <w:sz w:val="16"/>
+              </w:rPr>
+              <w:t xml:space="preserve">   5  </w:t>
+            </w:r>
+            <w:r>
+              <w:rPr>
+                <w:rFonts w:ascii="Consolas" w:hAnsi="Consolas" w:eastAsia="Consolas"/>
+                <w:b w:val="0"/>
+                <w:sz w:val="16"/>
+              </w:rPr>
+              <w:t>def read_job_parameters(widgets: object) -&gt; dict[str, str]: ...</w:t>
+            </w:r>
+          </w:p>
+        </w:tc>
+      </w:tr>
+    </w:tbl>
+    <w:p/>
     <w:p>
       <w:r>
         <w:rPr>

--- a/site/downloads/handbook-A10.docx
+++ b/site/downloads/handbook-A10.docx
@@ -1337,6 +1337,77 @@
           <w:i w:val="0"/>
         </w:rPr>
         <w:t>A reviewer blocks this pull request. Tap the line that must never be committed, then rewrite the module.</w:t>
+      </w:r>
+    </w:p>
+    <w:p>
+      <w:r>
+        <w:rPr>
+          <w:b/>
+          <w:i w:val="0"/>
+        </w:rPr>
+        <w:t>What you need to know.</w:t>
+      </w:r>
+    </w:p>
+    <w:p>
+      <w:r>
+        <w:rPr>
+          <w:rFonts w:ascii="Consolas" w:hAnsi="Consolas" w:eastAsia="Consolas"/>
+          <w:b w:val="0"/>
+          <w:sz w:val="19"/>
+        </w:rPr>
+        <w:t>requests.get(url, headers={...}, timeout=30)</w:t>
+      </w:r>
+      <w:r>
+        <w:rPr>
+          <w:b w:val="0"/>
+          <w:i w:val="0"/>
+        </w:rPr>
+        <w:t xml:space="preserve"> sends an HTTP GET request and returns a </w:t>
+      </w:r>
+      <w:r>
+        <w:rPr>
+          <w:rFonts w:ascii="Consolas" w:hAnsi="Consolas" w:eastAsia="Consolas"/>
+          <w:b w:val="0"/>
+          <w:sz w:val="19"/>
+        </w:rPr>
+        <w:t>requests.Response</w:t>
+      </w:r>
+      <w:r>
+        <w:rPr>
+          <w:b w:val="0"/>
+          <w:i w:val="0"/>
+        </w:rPr>
+        <w:t xml:space="preserve">, which holds the status code and the body. An </w:t>
+      </w:r>
+      <w:r>
+        <w:rPr>
+          <w:rFonts w:ascii="Consolas" w:hAnsi="Consolas" w:eastAsia="Consolas"/>
+          <w:b w:val="0"/>
+          <w:sz w:val="19"/>
+        </w:rPr>
+        <w:t>Authorization: Bearer &lt;token&gt;</w:t>
+      </w:r>
+      <w:r>
+        <w:rPr>
+          <w:b w:val="0"/>
+          <w:i w:val="0"/>
+        </w:rPr>
+        <w:t xml:space="preserve"> header sends the caller's access token. </w:t>
+      </w:r>
+      <w:r>
+        <w:rPr>
+          <w:rFonts w:ascii="Consolas" w:hAnsi="Consolas" w:eastAsia="Consolas"/>
+          <w:b w:val="0"/>
+          <w:sz w:val="19"/>
+        </w:rPr>
+        <w:t>timeout</w:t>
+      </w:r>
+      <w:r>
+        <w:rPr>
+          <w:b w:val="0"/>
+          <w:i w:val="0"/>
+        </w:rPr>
+        <w:t xml:space="preserve"> stops the call from waiting forever.</w:t>
       </w:r>
     </w:p>
     <w:tbl>
